--- a/BaiLam.docx
+++ b/BaiLam.docx
@@ -102,7 +102,787 @@
         <w:t xml:space="preserve"> commit.</w:t>
       </w:r>
     </w:p>
+    <w:p>
+      <w:pPr>
+        <w:autoSpaceDE w:val="0"/>
+        <w:autoSpaceDN w:val="0"/>
+        <w:adjustRightInd w:val="0"/>
+        <w:spacing w:after="0" w:line="240" w:lineRule="auto"/>
+        <w:rPr>
+          <w:rFonts w:ascii="Lucida Console" w:hAnsi="Lucida Console" w:cs="Lucida Console"/>
+          <w:kern w:val="0"/>
+          <w:sz w:val="18"/>
+          <w:szCs w:val="18"/>
+        </w:rPr>
+      </w:pPr>
+      <w:r>
+        <w:t xml:space="preserve">Các </w:t>
+      </w:r>
+      <w:proofErr w:type="spellStart"/>
+      <w:proofErr w:type="gramStart"/>
+      <w:r>
+        <w:t>lệnh</w:t>
+      </w:r>
+      <w:proofErr w:type="spellEnd"/>
+      <w:r>
+        <w:t xml:space="preserve"> :</w:t>
+      </w:r>
+      <w:proofErr w:type="gramEnd"/>
+      <w:r>
+        <w:t xml:space="preserve"> </w:t>
+      </w:r>
+      <w:r>
+        <w:br/>
+      </w:r>
+      <w:r>
+        <w:rPr>
+          <w:rFonts w:ascii="Lucida Console" w:hAnsi="Lucida Console" w:cs="Lucida Console"/>
+          <w:kern w:val="0"/>
+          <w:sz w:val="18"/>
+          <w:szCs w:val="18"/>
+        </w:rPr>
+        <w:t>$ git stash -h</w:t>
+      </w:r>
+    </w:p>
+    <w:p>
+      <w:pPr>
+        <w:autoSpaceDE w:val="0"/>
+        <w:autoSpaceDN w:val="0"/>
+        <w:adjustRightInd w:val="0"/>
+        <w:spacing w:after="0" w:line="240" w:lineRule="auto"/>
+        <w:rPr>
+          <w:rFonts w:ascii="Lucida Console" w:hAnsi="Lucida Console" w:cs="Lucida Console"/>
+          <w:kern w:val="0"/>
+          <w:sz w:val="18"/>
+          <w:szCs w:val="18"/>
+        </w:rPr>
+      </w:pPr>
+      <w:r>
+        <w:rPr>
+          <w:rFonts w:ascii="Lucida Console" w:hAnsi="Lucida Console" w:cs="Lucida Console"/>
+          <w:kern w:val="0"/>
+          <w:sz w:val="18"/>
+          <w:szCs w:val="18"/>
+        </w:rPr>
+        <w:t>usage: git stash list [&lt;log-options&gt;]</w:t>
+      </w:r>
+    </w:p>
+    <w:p>
+      <w:pPr>
+        <w:autoSpaceDE w:val="0"/>
+        <w:autoSpaceDN w:val="0"/>
+        <w:adjustRightInd w:val="0"/>
+        <w:spacing w:after="0" w:line="240" w:lineRule="auto"/>
+        <w:rPr>
+          <w:rFonts w:ascii="Lucida Console" w:hAnsi="Lucida Console" w:cs="Lucida Console"/>
+          <w:kern w:val="0"/>
+          <w:sz w:val="18"/>
+          <w:szCs w:val="18"/>
+        </w:rPr>
+      </w:pPr>
+      <w:r>
+        <w:rPr>
+          <w:rFonts w:ascii="Lucida Console" w:hAnsi="Lucida Console" w:cs="Lucida Console"/>
+          <w:kern w:val="0"/>
+          <w:sz w:val="18"/>
+          <w:szCs w:val="18"/>
+        </w:rPr>
+        <w:t xml:space="preserve">   or: git stash show [-u | --include-untracked | --only-untracked] [&lt;diff-</w:t>
+      </w:r>
+      <w:proofErr w:type="spellStart"/>
+      <w:proofErr w:type="gramStart"/>
+      <w:r>
+        <w:rPr>
+          <w:rFonts w:ascii="Lucida Console" w:hAnsi="Lucida Console" w:cs="Lucida Console"/>
+          <w:kern w:val="0"/>
+          <w:sz w:val="18"/>
+          <w:szCs w:val="18"/>
+        </w:rPr>
+        <w:t>optio</w:t>
+      </w:r>
+      <w:proofErr w:type="spellEnd"/>
+      <w:proofErr w:type="gramEnd"/>
+    </w:p>
+    <w:p>
+      <w:pPr>
+        <w:autoSpaceDE w:val="0"/>
+        <w:autoSpaceDN w:val="0"/>
+        <w:adjustRightInd w:val="0"/>
+        <w:spacing w:after="0" w:line="240" w:lineRule="auto"/>
+        <w:rPr>
+          <w:rFonts w:ascii="Lucida Console" w:hAnsi="Lucida Console" w:cs="Lucida Console"/>
+          <w:kern w:val="0"/>
+          <w:sz w:val="18"/>
+          <w:szCs w:val="18"/>
+        </w:rPr>
+      </w:pPr>
+      <w:r>
+        <w:rPr>
+          <w:rFonts w:ascii="Lucida Console" w:hAnsi="Lucida Console" w:cs="Lucida Console"/>
+          <w:kern w:val="0"/>
+          <w:sz w:val="18"/>
+          <w:szCs w:val="18"/>
+        </w:rPr>
+        <w:t>ns&gt;] [&lt;stash&gt;]</w:t>
+      </w:r>
+    </w:p>
+    <w:p>
+      <w:pPr>
+        <w:autoSpaceDE w:val="0"/>
+        <w:autoSpaceDN w:val="0"/>
+        <w:adjustRightInd w:val="0"/>
+        <w:spacing w:after="0" w:line="240" w:lineRule="auto"/>
+        <w:rPr>
+          <w:rFonts w:ascii="Lucida Console" w:hAnsi="Lucida Console" w:cs="Lucida Console"/>
+          <w:kern w:val="0"/>
+          <w:sz w:val="18"/>
+          <w:szCs w:val="18"/>
+        </w:rPr>
+      </w:pPr>
+      <w:r>
+        <w:rPr>
+          <w:rFonts w:ascii="Lucida Console" w:hAnsi="Lucida Console" w:cs="Lucida Console"/>
+          <w:kern w:val="0"/>
+          <w:sz w:val="18"/>
+          <w:szCs w:val="18"/>
+        </w:rPr>
+        <w:t xml:space="preserve">   or: git stash drop [-q | --quiet] [&lt;stash&gt;]</w:t>
+      </w:r>
+    </w:p>
+    <w:p>
+      <w:pPr>
+        <w:autoSpaceDE w:val="0"/>
+        <w:autoSpaceDN w:val="0"/>
+        <w:adjustRightInd w:val="0"/>
+        <w:spacing w:after="0" w:line="240" w:lineRule="auto"/>
+        <w:rPr>
+          <w:rFonts w:ascii="Lucida Console" w:hAnsi="Lucida Console" w:cs="Lucida Console"/>
+          <w:kern w:val="0"/>
+          <w:sz w:val="18"/>
+          <w:szCs w:val="18"/>
+        </w:rPr>
+      </w:pPr>
+      <w:r>
+        <w:rPr>
+          <w:rFonts w:ascii="Lucida Console" w:hAnsi="Lucida Console" w:cs="Lucida Console"/>
+          <w:kern w:val="0"/>
+          <w:sz w:val="18"/>
+          <w:szCs w:val="18"/>
+        </w:rPr>
+        <w:t xml:space="preserve">   or: git stash pop [--index] [-q | --quiet] [&lt;stash&gt;]</w:t>
+      </w:r>
+    </w:p>
+    <w:p>
+      <w:pPr>
+        <w:autoSpaceDE w:val="0"/>
+        <w:autoSpaceDN w:val="0"/>
+        <w:adjustRightInd w:val="0"/>
+        <w:spacing w:after="0" w:line="240" w:lineRule="auto"/>
+        <w:rPr>
+          <w:rFonts w:ascii="Lucida Console" w:hAnsi="Lucida Console" w:cs="Lucida Console"/>
+          <w:kern w:val="0"/>
+          <w:sz w:val="18"/>
+          <w:szCs w:val="18"/>
+        </w:rPr>
+      </w:pPr>
+      <w:r>
+        <w:rPr>
+          <w:rFonts w:ascii="Lucida Console" w:hAnsi="Lucida Console" w:cs="Lucida Console"/>
+          <w:kern w:val="0"/>
+          <w:sz w:val="18"/>
+          <w:szCs w:val="18"/>
+        </w:rPr>
+        <w:t xml:space="preserve">   or: git stash </w:t>
+      </w:r>
+      <w:proofErr w:type="gramStart"/>
+      <w:r>
+        <w:rPr>
+          <w:rFonts w:ascii="Lucida Console" w:hAnsi="Lucida Console" w:cs="Lucida Console"/>
+          <w:kern w:val="0"/>
+          <w:sz w:val="18"/>
+          <w:szCs w:val="18"/>
+        </w:rPr>
+        <w:t>apply</w:t>
+      </w:r>
+      <w:proofErr w:type="gramEnd"/>
+      <w:r>
+        <w:rPr>
+          <w:rFonts w:ascii="Lucida Console" w:hAnsi="Lucida Console" w:cs="Lucida Console"/>
+          <w:kern w:val="0"/>
+          <w:sz w:val="18"/>
+          <w:szCs w:val="18"/>
+        </w:rPr>
+        <w:t xml:space="preserve"> [--index] [-q | --quiet] [&lt;stash&gt;]</w:t>
+      </w:r>
+    </w:p>
+    <w:p>
+      <w:pPr>
+        <w:autoSpaceDE w:val="0"/>
+        <w:autoSpaceDN w:val="0"/>
+        <w:adjustRightInd w:val="0"/>
+        <w:spacing w:after="0" w:line="240" w:lineRule="auto"/>
+        <w:rPr>
+          <w:rFonts w:ascii="Lucida Console" w:hAnsi="Lucida Console" w:cs="Lucida Console"/>
+          <w:kern w:val="0"/>
+          <w:sz w:val="18"/>
+          <w:szCs w:val="18"/>
+        </w:rPr>
+      </w:pPr>
+      <w:r>
+        <w:rPr>
+          <w:rFonts w:ascii="Lucida Console" w:hAnsi="Lucida Console" w:cs="Lucida Console"/>
+          <w:kern w:val="0"/>
+          <w:sz w:val="18"/>
+          <w:szCs w:val="18"/>
+        </w:rPr>
+        <w:t xml:space="preserve">   or: git stash branch &lt;</w:t>
+      </w:r>
+      <w:proofErr w:type="spellStart"/>
+      <w:r>
+        <w:rPr>
+          <w:rFonts w:ascii="Lucida Console" w:hAnsi="Lucida Console" w:cs="Lucida Console"/>
+          <w:kern w:val="0"/>
+          <w:sz w:val="18"/>
+          <w:szCs w:val="18"/>
+        </w:rPr>
+        <w:t>branchname</w:t>
+      </w:r>
+      <w:proofErr w:type="spellEnd"/>
+      <w:r>
+        <w:rPr>
+          <w:rFonts w:ascii="Lucida Console" w:hAnsi="Lucida Console" w:cs="Lucida Console"/>
+          <w:kern w:val="0"/>
+          <w:sz w:val="18"/>
+          <w:szCs w:val="18"/>
+        </w:rPr>
+        <w:t>&gt; [&lt;stash&gt;]</w:t>
+      </w:r>
+    </w:p>
+    <w:p>
+      <w:pPr>
+        <w:autoSpaceDE w:val="0"/>
+        <w:autoSpaceDN w:val="0"/>
+        <w:adjustRightInd w:val="0"/>
+        <w:spacing w:after="0" w:line="240" w:lineRule="auto"/>
+        <w:rPr>
+          <w:rFonts w:ascii="Lucida Console" w:hAnsi="Lucida Console" w:cs="Lucida Console"/>
+          <w:kern w:val="0"/>
+          <w:sz w:val="18"/>
+          <w:szCs w:val="18"/>
+        </w:rPr>
+      </w:pPr>
+      <w:r>
+        <w:rPr>
+          <w:rFonts w:ascii="Lucida Console" w:hAnsi="Lucida Console" w:cs="Lucida Console"/>
+          <w:kern w:val="0"/>
+          <w:sz w:val="18"/>
+          <w:szCs w:val="18"/>
+        </w:rPr>
+        <w:t xml:space="preserve">   or: git stash [push [-p | --patch] [-S | --staged] [-k | --[no-]keep-index] [</w:t>
+      </w:r>
+    </w:p>
+    <w:p>
+      <w:pPr>
+        <w:autoSpaceDE w:val="0"/>
+        <w:autoSpaceDN w:val="0"/>
+        <w:adjustRightInd w:val="0"/>
+        <w:spacing w:after="0" w:line="240" w:lineRule="auto"/>
+        <w:rPr>
+          <w:rFonts w:ascii="Lucida Console" w:hAnsi="Lucida Console" w:cs="Lucida Console"/>
+          <w:kern w:val="0"/>
+          <w:sz w:val="18"/>
+          <w:szCs w:val="18"/>
+        </w:rPr>
+      </w:pPr>
+      <w:r>
+        <w:rPr>
+          <w:rFonts w:ascii="Lucida Console" w:hAnsi="Lucida Console" w:cs="Lucida Console"/>
+          <w:kern w:val="0"/>
+          <w:sz w:val="18"/>
+          <w:szCs w:val="18"/>
+        </w:rPr>
+        <w:t>-q | --quiet]</w:t>
+      </w:r>
+    </w:p>
+    <w:p>
+      <w:pPr>
+        <w:autoSpaceDE w:val="0"/>
+        <w:autoSpaceDN w:val="0"/>
+        <w:adjustRightInd w:val="0"/>
+        <w:spacing w:after="0" w:line="240" w:lineRule="auto"/>
+        <w:rPr>
+          <w:rFonts w:ascii="Lucida Console" w:hAnsi="Lucida Console" w:cs="Lucida Console"/>
+          <w:kern w:val="0"/>
+          <w:sz w:val="18"/>
+          <w:szCs w:val="18"/>
+        </w:rPr>
+      </w:pPr>
+      <w:r>
+        <w:rPr>
+          <w:rFonts w:ascii="Lucida Console" w:hAnsi="Lucida Console" w:cs="Lucida Console"/>
+          <w:kern w:val="0"/>
+          <w:sz w:val="18"/>
+          <w:szCs w:val="18"/>
+        </w:rPr>
+        <w:t xml:space="preserve">                 [-u | --include-untracked] [-a | --all] [(-m | --message) &lt;</w:t>
+      </w:r>
+      <w:proofErr w:type="gramStart"/>
+      <w:r>
+        <w:rPr>
+          <w:rFonts w:ascii="Lucida Console" w:hAnsi="Lucida Console" w:cs="Lucida Console"/>
+          <w:kern w:val="0"/>
+          <w:sz w:val="18"/>
+          <w:szCs w:val="18"/>
+        </w:rPr>
+        <w:t>mess</w:t>
+      </w:r>
+      <w:proofErr w:type="gramEnd"/>
+    </w:p>
+    <w:p>
+      <w:pPr>
+        <w:autoSpaceDE w:val="0"/>
+        <w:autoSpaceDN w:val="0"/>
+        <w:adjustRightInd w:val="0"/>
+        <w:spacing w:after="0" w:line="240" w:lineRule="auto"/>
+        <w:rPr>
+          <w:rFonts w:ascii="Lucida Console" w:hAnsi="Lucida Console" w:cs="Lucida Console"/>
+          <w:kern w:val="0"/>
+          <w:sz w:val="18"/>
+          <w:szCs w:val="18"/>
+        </w:rPr>
+      </w:pPr>
+      <w:r>
+        <w:rPr>
+          <w:rFonts w:ascii="Lucida Console" w:hAnsi="Lucida Console" w:cs="Lucida Console"/>
+          <w:kern w:val="0"/>
+          <w:sz w:val="18"/>
+          <w:szCs w:val="18"/>
+        </w:rPr>
+        <w:t>age&gt;]</w:t>
+      </w:r>
+    </w:p>
+    <w:p>
+      <w:pPr>
+        <w:autoSpaceDE w:val="0"/>
+        <w:autoSpaceDN w:val="0"/>
+        <w:adjustRightInd w:val="0"/>
+        <w:spacing w:after="0" w:line="240" w:lineRule="auto"/>
+        <w:rPr>
+          <w:rFonts w:ascii="Lucida Console" w:hAnsi="Lucida Console" w:cs="Lucida Console"/>
+          <w:kern w:val="0"/>
+          <w:sz w:val="18"/>
+          <w:szCs w:val="18"/>
+        </w:rPr>
+      </w:pPr>
+      <w:r>
+        <w:rPr>
+          <w:rFonts w:ascii="Lucida Console" w:hAnsi="Lucida Console" w:cs="Lucida Console"/>
+          <w:kern w:val="0"/>
+          <w:sz w:val="18"/>
+          <w:szCs w:val="18"/>
+        </w:rPr>
+        <w:t xml:space="preserve">                 [--</w:t>
+      </w:r>
+      <w:proofErr w:type="spellStart"/>
+      <w:r>
+        <w:rPr>
+          <w:rFonts w:ascii="Lucida Console" w:hAnsi="Lucida Console" w:cs="Lucida Console"/>
+          <w:kern w:val="0"/>
+          <w:sz w:val="18"/>
+          <w:szCs w:val="18"/>
+        </w:rPr>
+        <w:t>pathspec</w:t>
+      </w:r>
+      <w:proofErr w:type="spellEnd"/>
+      <w:r>
+        <w:rPr>
+          <w:rFonts w:ascii="Lucida Console" w:hAnsi="Lucida Console" w:cs="Lucida Console"/>
+          <w:kern w:val="0"/>
+          <w:sz w:val="18"/>
+          <w:szCs w:val="18"/>
+        </w:rPr>
+        <w:t>-from-file=&lt;file&gt; [--</w:t>
+      </w:r>
+      <w:proofErr w:type="spellStart"/>
+      <w:r>
+        <w:rPr>
+          <w:rFonts w:ascii="Lucida Console" w:hAnsi="Lucida Console" w:cs="Lucida Console"/>
+          <w:kern w:val="0"/>
+          <w:sz w:val="18"/>
+          <w:szCs w:val="18"/>
+        </w:rPr>
+        <w:t>pathspec</w:t>
+      </w:r>
+      <w:proofErr w:type="spellEnd"/>
+      <w:r>
+        <w:rPr>
+          <w:rFonts w:ascii="Lucida Console" w:hAnsi="Lucida Console" w:cs="Lucida Console"/>
+          <w:kern w:val="0"/>
+          <w:sz w:val="18"/>
+          <w:szCs w:val="18"/>
+        </w:rPr>
+        <w:t>-file-</w:t>
+      </w:r>
+      <w:proofErr w:type="spellStart"/>
+      <w:r>
+        <w:rPr>
+          <w:rFonts w:ascii="Lucida Console" w:hAnsi="Lucida Console" w:cs="Lucida Console"/>
+          <w:kern w:val="0"/>
+          <w:sz w:val="18"/>
+          <w:szCs w:val="18"/>
+        </w:rPr>
+        <w:t>nul</w:t>
+      </w:r>
+      <w:proofErr w:type="spellEnd"/>
+      <w:r>
+        <w:rPr>
+          <w:rFonts w:ascii="Lucida Console" w:hAnsi="Lucida Console" w:cs="Lucida Console"/>
+          <w:kern w:val="0"/>
+          <w:sz w:val="18"/>
+          <w:szCs w:val="18"/>
+        </w:rPr>
+        <w:t>]]</w:t>
+      </w:r>
+    </w:p>
+    <w:p>
+      <w:pPr>
+        <w:autoSpaceDE w:val="0"/>
+        <w:autoSpaceDN w:val="0"/>
+        <w:adjustRightInd w:val="0"/>
+        <w:spacing w:after="0" w:line="240" w:lineRule="auto"/>
+        <w:rPr>
+          <w:rFonts w:ascii="Lucida Console" w:hAnsi="Lucida Console" w:cs="Lucida Console"/>
+          <w:kern w:val="0"/>
+          <w:sz w:val="18"/>
+          <w:szCs w:val="18"/>
+        </w:rPr>
+      </w:pPr>
+      <w:r>
+        <w:rPr>
+          <w:rFonts w:ascii="Lucida Console" w:hAnsi="Lucida Console" w:cs="Lucida Console"/>
+          <w:kern w:val="0"/>
+          <w:sz w:val="18"/>
+          <w:szCs w:val="18"/>
+        </w:rPr>
+        <w:t xml:space="preserve">                 [--] [&lt;</w:t>
+      </w:r>
+      <w:proofErr w:type="spellStart"/>
+      <w:r>
+        <w:rPr>
+          <w:rFonts w:ascii="Lucida Console" w:hAnsi="Lucida Console" w:cs="Lucida Console"/>
+          <w:kern w:val="0"/>
+          <w:sz w:val="18"/>
+          <w:szCs w:val="18"/>
+        </w:rPr>
+        <w:t>pathspec</w:t>
+      </w:r>
+      <w:proofErr w:type="spellEnd"/>
+      <w:r>
+        <w:rPr>
+          <w:rFonts w:ascii="Lucida Console" w:hAnsi="Lucida Console" w:cs="Lucida Console"/>
+          <w:kern w:val="0"/>
+          <w:sz w:val="18"/>
+          <w:szCs w:val="18"/>
+        </w:rPr>
+        <w:t>&gt;...]]</w:t>
+      </w:r>
+    </w:p>
+    <w:p>
+      <w:pPr>
+        <w:autoSpaceDE w:val="0"/>
+        <w:autoSpaceDN w:val="0"/>
+        <w:adjustRightInd w:val="0"/>
+        <w:spacing w:after="0" w:line="240" w:lineRule="auto"/>
+        <w:rPr>
+          <w:rFonts w:ascii="Lucida Console" w:hAnsi="Lucida Console" w:cs="Lucida Console"/>
+          <w:kern w:val="0"/>
+          <w:sz w:val="18"/>
+          <w:szCs w:val="18"/>
+        </w:rPr>
+      </w:pPr>
+      <w:r>
+        <w:rPr>
+          <w:rFonts w:ascii="Lucida Console" w:hAnsi="Lucida Console" w:cs="Lucida Console"/>
+          <w:kern w:val="0"/>
+          <w:sz w:val="18"/>
+          <w:szCs w:val="18"/>
+        </w:rPr>
+        <w:t xml:space="preserve">   or: git stash </w:t>
+      </w:r>
+      <w:proofErr w:type="gramStart"/>
+      <w:r>
+        <w:rPr>
+          <w:rFonts w:ascii="Lucida Console" w:hAnsi="Lucida Console" w:cs="Lucida Console"/>
+          <w:kern w:val="0"/>
+          <w:sz w:val="18"/>
+          <w:szCs w:val="18"/>
+        </w:rPr>
+        <w:t>save</w:t>
+      </w:r>
+      <w:proofErr w:type="gramEnd"/>
+      <w:r>
+        <w:rPr>
+          <w:rFonts w:ascii="Lucida Console" w:hAnsi="Lucida Console" w:cs="Lucida Console"/>
+          <w:kern w:val="0"/>
+          <w:sz w:val="18"/>
+          <w:szCs w:val="18"/>
+        </w:rPr>
+        <w:t xml:space="preserve"> [-p | --patch] [-S | --staged] [-k | --[no-]keep-index] [-</w:t>
+      </w:r>
+    </w:p>
+    <w:p>
+      <w:pPr>
+        <w:autoSpaceDE w:val="0"/>
+        <w:autoSpaceDN w:val="0"/>
+        <w:adjustRightInd w:val="0"/>
+        <w:spacing w:after="0" w:line="240" w:lineRule="auto"/>
+        <w:rPr>
+          <w:rFonts w:ascii="Lucida Console" w:hAnsi="Lucida Console" w:cs="Lucida Console"/>
+          <w:kern w:val="0"/>
+          <w:sz w:val="18"/>
+          <w:szCs w:val="18"/>
+        </w:rPr>
+      </w:pPr>
+      <w:r>
+        <w:rPr>
+          <w:rFonts w:ascii="Lucida Console" w:hAnsi="Lucida Console" w:cs="Lucida Console"/>
+          <w:kern w:val="0"/>
+          <w:sz w:val="18"/>
+          <w:szCs w:val="18"/>
+        </w:rPr>
+        <w:t>q | --quiet]</w:t>
+      </w:r>
+    </w:p>
+    <w:p>
+      <w:pPr>
+        <w:autoSpaceDE w:val="0"/>
+        <w:autoSpaceDN w:val="0"/>
+        <w:adjustRightInd w:val="0"/>
+        <w:spacing w:after="0" w:line="240" w:lineRule="auto"/>
+        <w:rPr>
+          <w:rFonts w:ascii="Lucida Console" w:hAnsi="Lucida Console" w:cs="Lucida Console"/>
+          <w:kern w:val="0"/>
+          <w:sz w:val="18"/>
+          <w:szCs w:val="18"/>
+        </w:rPr>
+      </w:pPr>
+      <w:r>
+        <w:rPr>
+          <w:rFonts w:ascii="Lucida Console" w:hAnsi="Lucida Console" w:cs="Lucida Console"/>
+          <w:kern w:val="0"/>
+          <w:sz w:val="18"/>
+          <w:szCs w:val="18"/>
+        </w:rPr>
+        <w:t xml:space="preserve">                 [-u | --include-untracked] [-a | --all] [&lt;message&gt;]</w:t>
+      </w:r>
+    </w:p>
+    <w:p>
+      <w:pPr>
+        <w:autoSpaceDE w:val="0"/>
+        <w:autoSpaceDN w:val="0"/>
+        <w:adjustRightInd w:val="0"/>
+        <w:spacing w:after="0" w:line="240" w:lineRule="auto"/>
+        <w:rPr>
+          <w:rFonts w:ascii="Lucida Console" w:hAnsi="Lucida Console" w:cs="Lucida Console"/>
+          <w:kern w:val="0"/>
+          <w:sz w:val="18"/>
+          <w:szCs w:val="18"/>
+        </w:rPr>
+      </w:pPr>
+      <w:r>
+        <w:rPr>
+          <w:rFonts w:ascii="Lucida Console" w:hAnsi="Lucida Console" w:cs="Lucida Console"/>
+          <w:kern w:val="0"/>
+          <w:sz w:val="18"/>
+          <w:szCs w:val="18"/>
+        </w:rPr>
+        <w:t xml:space="preserve">   or: git stash clear</w:t>
+      </w:r>
+    </w:p>
+    <w:p>
+      <w:pPr>
+        <w:autoSpaceDE w:val="0"/>
+        <w:autoSpaceDN w:val="0"/>
+        <w:adjustRightInd w:val="0"/>
+        <w:spacing w:after="0" w:line="240" w:lineRule="auto"/>
+        <w:rPr>
+          <w:rFonts w:ascii="Lucida Console" w:hAnsi="Lucida Console" w:cs="Lucida Console"/>
+          <w:kern w:val="0"/>
+          <w:sz w:val="18"/>
+          <w:szCs w:val="18"/>
+        </w:rPr>
+      </w:pPr>
+      <w:r>
+        <w:rPr>
+          <w:rFonts w:ascii="Lucida Console" w:hAnsi="Lucida Console" w:cs="Lucida Console"/>
+          <w:kern w:val="0"/>
+          <w:sz w:val="18"/>
+          <w:szCs w:val="18"/>
+        </w:rPr>
+        <w:t xml:space="preserve">   or: git stash </w:t>
+      </w:r>
+      <w:proofErr w:type="gramStart"/>
+      <w:r>
+        <w:rPr>
+          <w:rFonts w:ascii="Lucida Console" w:hAnsi="Lucida Console" w:cs="Lucida Console"/>
+          <w:kern w:val="0"/>
+          <w:sz w:val="18"/>
+          <w:szCs w:val="18"/>
+        </w:rPr>
+        <w:t>create</w:t>
+      </w:r>
+      <w:proofErr w:type="gramEnd"/>
+      <w:r>
+        <w:rPr>
+          <w:rFonts w:ascii="Lucida Console" w:hAnsi="Lucida Console" w:cs="Lucida Console"/>
+          <w:kern w:val="0"/>
+          <w:sz w:val="18"/>
+          <w:szCs w:val="18"/>
+        </w:rPr>
+        <w:t xml:space="preserve"> [&lt;message&gt;]</w:t>
+      </w:r>
+    </w:p>
+    <w:p>
+      <w:pPr>
+        <w:autoSpaceDE w:val="0"/>
+        <w:autoSpaceDN w:val="0"/>
+        <w:adjustRightInd w:val="0"/>
+        <w:spacing w:after="0" w:line="240" w:lineRule="auto"/>
+        <w:rPr>
+          <w:rFonts w:ascii="Lucida Console" w:hAnsi="Lucida Console" w:cs="Lucida Console"/>
+          <w:kern w:val="0"/>
+          <w:sz w:val="18"/>
+          <w:szCs w:val="18"/>
+        </w:rPr>
+      </w:pPr>
+      <w:r>
+        <w:rPr>
+          <w:rFonts w:ascii="Lucida Console" w:hAnsi="Lucida Console" w:cs="Lucida Console"/>
+          <w:kern w:val="0"/>
+          <w:sz w:val="18"/>
+          <w:szCs w:val="18"/>
+        </w:rPr>
+        <w:t xml:space="preserve">   or: git stash store [(-m | --message) &lt;message&gt;] [-q | --quiet] &lt;commit&gt;</w:t>
+      </w:r>
+    </w:p>
+    <w:p>
+      <w:pPr>
+        <w:autoSpaceDE w:val="0"/>
+        <w:autoSpaceDN w:val="0"/>
+        <w:adjustRightInd w:val="0"/>
+        <w:spacing w:after="0" w:line="240" w:lineRule="auto"/>
+        <w:rPr>
+          <w:rFonts w:ascii="Lucida Console" w:hAnsi="Lucida Console" w:cs="Lucida Console"/>
+          <w:kern w:val="0"/>
+          <w:sz w:val="18"/>
+          <w:szCs w:val="18"/>
+        </w:rPr>
+      </w:pPr>
+      <w:r>
+        <w:rPr>
+          <w:rFonts w:ascii="Lucida Console" w:hAnsi="Lucida Console" w:cs="Lucida Console"/>
+          <w:kern w:val="0"/>
+          <w:sz w:val="18"/>
+          <w:szCs w:val="18"/>
+        </w:rPr>
+        <w:t xml:space="preserve">   or: git stash export (--print | --to-ref &lt;ref&gt;) [&lt;stash&gt;...]</w:t>
+      </w:r>
+    </w:p>
+    <w:p>
+      <w:pPr>
+        <w:autoSpaceDE w:val="0"/>
+        <w:autoSpaceDN w:val="0"/>
+        <w:adjustRightInd w:val="0"/>
+        <w:spacing w:after="0" w:line="240" w:lineRule="auto"/>
+        <w:rPr>
+          <w:rFonts w:ascii="Lucida Console" w:hAnsi="Lucida Console" w:cs="Lucida Console"/>
+          <w:kern w:val="0"/>
+          <w:sz w:val="18"/>
+          <w:szCs w:val="18"/>
+        </w:rPr>
+      </w:pPr>
+      <w:r>
+        <w:rPr>
+          <w:rFonts w:ascii="Lucida Console" w:hAnsi="Lucida Console" w:cs="Lucida Console"/>
+          <w:kern w:val="0"/>
+          <w:sz w:val="18"/>
+          <w:szCs w:val="18"/>
+        </w:rPr>
+        <w:t xml:space="preserve">   or: git stash import &lt;commit&gt;</w:t>
+      </w:r>
+    </w:p>
     <w:p/>
+    <w:p>
+      <w:proofErr w:type="spellStart"/>
+      <w:r>
+        <w:t>Ràng</w:t>
+      </w:r>
+      <w:proofErr w:type="spellEnd"/>
+      <w:r>
+        <w:t xml:space="preserve"> </w:t>
+      </w:r>
+      <w:proofErr w:type="spellStart"/>
+      <w:proofErr w:type="gramStart"/>
+      <w:r>
+        <w:t>buộc</w:t>
+      </w:r>
+      <w:proofErr w:type="spellEnd"/>
+      <w:r>
+        <w:t xml:space="preserve"> :</w:t>
+      </w:r>
+      <w:proofErr w:type="gramEnd"/>
+      <w:r>
+        <w:t xml:space="preserve"> </w:t>
+      </w:r>
+      <w:proofErr w:type="spellStart"/>
+      <w:r>
+        <w:t>Cần</w:t>
+      </w:r>
+      <w:proofErr w:type="spellEnd"/>
+      <w:r>
+        <w:t xml:space="preserve"> </w:t>
+      </w:r>
+      <w:proofErr w:type="spellStart"/>
+      <w:r>
+        <w:t>có</w:t>
+      </w:r>
+      <w:proofErr w:type="spellEnd"/>
+      <w:r>
+        <w:t xml:space="preserve"> </w:t>
+      </w:r>
+      <w:proofErr w:type="spellStart"/>
+      <w:r>
+        <w:t>thay</w:t>
+      </w:r>
+      <w:proofErr w:type="spellEnd"/>
+      <w:r>
+        <w:t xml:space="preserve"> </w:t>
+      </w:r>
+      <w:proofErr w:type="spellStart"/>
+      <w:r>
+        <w:t>đổi</w:t>
+      </w:r>
+      <w:proofErr w:type="spellEnd"/>
+      <w:r>
+        <w:t xml:space="preserve"> </w:t>
+      </w:r>
+      <w:proofErr w:type="spellStart"/>
+      <w:r>
+        <w:t>trong</w:t>
+      </w:r>
+      <w:proofErr w:type="spellEnd"/>
+      <w:r>
+        <w:t xml:space="preserve"> working directory </w:t>
+      </w:r>
+      <w:proofErr w:type="spellStart"/>
+      <w:r>
+        <w:t>hoặc</w:t>
+      </w:r>
+      <w:proofErr w:type="spellEnd"/>
+      <w:r>
+        <w:t xml:space="preserve"> staging area.</w:t>
+      </w:r>
+    </w:p>
     <w:sectPr>
       <w:pgSz w:w="12240" w:h="15840"/>
       <w:pgMar w:top="1440" w:right="1440" w:bottom="1440" w:left="1440" w:header="720" w:footer="720" w:gutter="0"/>

--- a/BaiLam.docx
+++ b/BaiLam.docx
@@ -3,133 +3,30 @@
 <w:document xmlns:wpc="http://schemas.microsoft.com/office/word/2010/wordprocessingCanvas" xmlns:cx="http://schemas.microsoft.com/office/drawing/2014/chartex" xmlns:cx1="http://schemas.microsoft.com/office/drawing/2015/9/8/chartex" xmlns:cx2="http://schemas.microsoft.com/office/drawing/2015/10/21/chartex" xmlns:cx3="http://schemas.microsoft.com/office/drawing/2016/5/9/chartex" xmlns:cx4="http://schemas.microsoft.com/office/drawing/2016/5/10/chartex" xmlns:cx5="http://schemas.microsoft.com/office/drawing/2016/5/11/chartex" xmlns:cx6="http://schemas.microsoft.com/office/drawing/2016/5/12/chartex" xmlns:cx7="http://schemas.microsoft.com/office/drawing/2016/5/13/chartex" xmlns:cx8="http://schemas.microsoft.com/office/drawing/2016/5/14/chartex" xmlns:mc="http://schemas.openxmlformats.org/markup-compatibility/2006" xmlns:aink="http://schemas.microsoft.com/office/drawing/2016/ink" xmlns:am3d="http://schemas.microsoft.com/office/drawing/2017/model3d" xmlns:o="urn:schemas-microsoft-com:office:office" xmlns:oel="http://schemas.microsoft.com/office/2019/extlst" xmlns:r="http://schemas.openxmlformats.org/officeDocument/2006/relationships" xmlns:m="http://schemas.openxmlformats.org/officeDocument/2006/math" xmlns:v="urn:schemas-microsoft-com:vml" xmlns:wp14="http://schemas.microsoft.com/office/word/2010/wordprocessingDrawing" xmlns:wp="http://schemas.openxmlformats.org/drawingml/2006/wordprocessingDrawing" xmlns:w10="urn:schemas-microsoft-com:office:word" xmlns:w="http://schemas.openxmlformats.org/wordprocessingml/2006/main" xmlns:w14="http://schemas.microsoft.com/office/word/2010/wordml" xmlns:w15="http://schemas.microsoft.com/office/word/2012/wordml" xmlns:w16cex="http://schemas.microsoft.com/office/word/2018/wordml/cex" xmlns:w16cid="http://schemas.microsoft.com/office/word/2016/wordml/cid" xmlns:w16="http://schemas.microsoft.com/office/word/2018/wordml" xmlns:w16du="http://schemas.microsoft.com/office/word/2023/wordml/word16du" xmlns:w16sdtdh="http://schemas.microsoft.com/office/word/2020/wordml/sdtdatahash" xmlns:w16se="http://schemas.microsoft.com/office/word/2015/wordml/symex" xmlns:wpg="http://schemas.microsoft.com/office/word/2010/wordprocessingGroup" xmlns:wpi="http://schemas.microsoft.com/office/word/2010/wordprocessingInk" xmlns:wne="http://schemas.microsoft.com/office/word/2006/wordml" xmlns:wps="http://schemas.microsoft.com/office/word/2010/wordprocessingShape" mc:Ignorable="w14 w15 w16se w16cid w16 w16cex w16sdtdh wp14">
   <w:body>
     <w:p>
-      <w:proofErr w:type="spellStart"/>
-      <w:r>
-        <w:t>Câu</w:t>
-      </w:r>
-      <w:proofErr w:type="spellEnd"/>
-      <w:r>
-        <w:t xml:space="preserve"> </w:t>
-      </w:r>
-      <w:proofErr w:type="gramStart"/>
-      <w:r>
-        <w:t>1 :</w:t>
-      </w:r>
-      <w:proofErr w:type="gramEnd"/>
-      <w:r>
-        <w:t xml:space="preserve"> Git Stash</w:t>
-      </w:r>
-    </w:p>
-    <w:p>
-      <w:proofErr w:type="spellStart"/>
-      <w:r>
-        <w:t>Lệnh</w:t>
-      </w:r>
-      <w:proofErr w:type="spellEnd"/>
-      <w:r>
-        <w:t xml:space="preserve"> git stash </w:t>
-      </w:r>
-      <w:proofErr w:type="spellStart"/>
-      <w:r>
-        <w:t>dùng</w:t>
-      </w:r>
-      <w:proofErr w:type="spellEnd"/>
-      <w:r>
-        <w:t xml:space="preserve"> </w:t>
-      </w:r>
-      <w:proofErr w:type="spellStart"/>
-      <w:r>
-        <w:t>để</w:t>
-      </w:r>
-      <w:proofErr w:type="spellEnd"/>
-      <w:r>
-        <w:t xml:space="preserve"> </w:t>
-      </w:r>
-      <w:proofErr w:type="spellStart"/>
-      <w:r>
-        <w:t>lưu</w:t>
-      </w:r>
-      <w:proofErr w:type="spellEnd"/>
-      <w:r>
-        <w:t xml:space="preserve"> </w:t>
-      </w:r>
-      <w:proofErr w:type="spellStart"/>
-      <w:r>
-        <w:t>tạm</w:t>
-      </w:r>
-      <w:proofErr w:type="spellEnd"/>
-      <w:r>
-        <w:t xml:space="preserve"> </w:t>
-      </w:r>
-      <w:proofErr w:type="spellStart"/>
-      <w:r>
-        <w:t>thời</w:t>
-      </w:r>
-      <w:proofErr w:type="spellEnd"/>
-      <w:r>
-        <w:t xml:space="preserve"> </w:t>
-      </w:r>
-      <w:proofErr w:type="spellStart"/>
-      <w:r>
-        <w:t>các</w:t>
-      </w:r>
-      <w:proofErr w:type="spellEnd"/>
-      <w:r>
-        <w:t xml:space="preserve"> </w:t>
-      </w:r>
-      <w:proofErr w:type="spellStart"/>
-      <w:r>
-        <w:t>thay</w:t>
-      </w:r>
-      <w:proofErr w:type="spellEnd"/>
-      <w:r>
-        <w:t xml:space="preserve"> </w:t>
-      </w:r>
-      <w:proofErr w:type="spellStart"/>
-      <w:r>
-        <w:t>đổi</w:t>
-      </w:r>
-      <w:proofErr w:type="spellEnd"/>
-      <w:r>
-        <w:t xml:space="preserve"> </w:t>
-      </w:r>
-      <w:proofErr w:type="spellStart"/>
-      <w:r>
-        <w:t>chưa</w:t>
-      </w:r>
-      <w:proofErr w:type="spellEnd"/>
-      <w:r>
-        <w:t xml:space="preserve"> commit.</w:t>
-      </w:r>
-    </w:p>
-    <w:p>
-      <w:pPr>
-        <w:autoSpaceDE w:val="0"/>
-        <w:autoSpaceDN w:val="0"/>
-        <w:adjustRightInd w:val="0"/>
-        <w:spacing w:after="0" w:line="240" w:lineRule="auto"/>
-        <w:rPr>
-          <w:rFonts w:ascii="Lucida Console" w:hAnsi="Lucida Console" w:cs="Lucida Console"/>
-          <w:kern w:val="0"/>
-          <w:sz w:val="18"/>
-          <w:szCs w:val="18"/>
-        </w:rPr>
-      </w:pPr>
-      <w:r>
-        <w:t xml:space="preserve">Các </w:t>
-      </w:r>
-      <w:proofErr w:type="spellStart"/>
-      <w:proofErr w:type="gramStart"/>
-      <w:r>
-        <w:t>lệnh</w:t>
-      </w:r>
-      <w:proofErr w:type="spellEnd"/>
-      <w:r>
-        <w:t xml:space="preserve"> :</w:t>
-      </w:r>
-      <w:proofErr w:type="gramEnd"/>
-      <w:r>
-        <w:t xml:space="preserve"> </w:t>
+      <w:r>
+        <w:t>Câu 1 : Git Stash</w:t>
+      </w:r>
+    </w:p>
+    <w:p>
+      <w:r>
+        <w:t>Lệnh git stash dùng để lưu tạm thời các thay đổi chưa commit.</w:t>
+      </w:r>
+    </w:p>
+    <w:p>
+      <w:pPr>
+        <w:autoSpaceDE w:val="0"/>
+        <w:autoSpaceDN w:val="0"/>
+        <w:adjustRightInd w:val="0"/>
+        <w:spacing w:after="0" w:line="240" w:lineRule="auto"/>
+        <w:rPr>
+          <w:rFonts w:ascii="Lucida Console" w:hAnsi="Lucida Console" w:cs="Lucida Console"/>
+          <w:kern w:val="0"/>
+          <w:sz w:val="18"/>
+          <w:szCs w:val="18"/>
+        </w:rPr>
+      </w:pPr>
+      <w:r>
+        <w:t xml:space="preserve">Các lệnh : </w:t>
       </w:r>
       <w:r>
         <w:br/>
@@ -187,21 +84,8 @@
           <w:sz w:val="18"/>
           <w:szCs w:val="18"/>
         </w:rPr>
-        <w:t xml:space="preserve">   or: git stash show [-u | --include-untracked | --only-untracked] [&lt;diff-</w:t>
-      </w:r>
-      <w:proofErr w:type="spellStart"/>
-      <w:proofErr w:type="gramStart"/>
-      <w:r>
-        <w:rPr>
-          <w:rFonts w:ascii="Lucida Console" w:hAnsi="Lucida Console" w:cs="Lucida Console"/>
-          <w:kern w:val="0"/>
-          <w:sz w:val="18"/>
-          <w:szCs w:val="18"/>
-        </w:rPr>
-        <w:t>optio</w:t>
-      </w:r>
-      <w:proofErr w:type="spellEnd"/>
-      <w:proofErr w:type="gramEnd"/>
+        <w:t xml:space="preserve">   or: git stash show [-u | --include-untracked | --only-untracked] [&lt;diff-optio</w:t>
+      </w:r>
     </w:p>
     <w:p>
       <w:pPr>
@@ -292,70 +176,30 @@
           <w:sz w:val="18"/>
           <w:szCs w:val="18"/>
         </w:rPr>
-        <w:t xml:space="preserve">   or: git stash </w:t>
-      </w:r>
-      <w:proofErr w:type="gramStart"/>
-      <w:r>
-        <w:rPr>
-          <w:rFonts w:ascii="Lucida Console" w:hAnsi="Lucida Console" w:cs="Lucida Console"/>
-          <w:kern w:val="0"/>
-          <w:sz w:val="18"/>
-          <w:szCs w:val="18"/>
-        </w:rPr>
-        <w:t>apply</w:t>
-      </w:r>
-      <w:proofErr w:type="gramEnd"/>
-      <w:r>
-        <w:rPr>
-          <w:rFonts w:ascii="Lucida Console" w:hAnsi="Lucida Console" w:cs="Lucida Console"/>
-          <w:kern w:val="0"/>
-          <w:sz w:val="18"/>
-          <w:szCs w:val="18"/>
-        </w:rPr>
-        <w:t xml:space="preserve"> [--index] [-q | --quiet] [&lt;stash&gt;]</w:t>
-      </w:r>
-    </w:p>
-    <w:p>
-      <w:pPr>
-        <w:autoSpaceDE w:val="0"/>
-        <w:autoSpaceDN w:val="0"/>
-        <w:adjustRightInd w:val="0"/>
-        <w:spacing w:after="0" w:line="240" w:lineRule="auto"/>
-        <w:rPr>
-          <w:rFonts w:ascii="Lucida Console" w:hAnsi="Lucida Console" w:cs="Lucida Console"/>
-          <w:kern w:val="0"/>
-          <w:sz w:val="18"/>
-          <w:szCs w:val="18"/>
-        </w:rPr>
-      </w:pPr>
-      <w:r>
-        <w:rPr>
-          <w:rFonts w:ascii="Lucida Console" w:hAnsi="Lucida Console" w:cs="Lucida Console"/>
-          <w:kern w:val="0"/>
-          <w:sz w:val="18"/>
-          <w:szCs w:val="18"/>
-        </w:rPr>
-        <w:t xml:space="preserve">   or: git stash branch &lt;</w:t>
-      </w:r>
-      <w:proofErr w:type="spellStart"/>
-      <w:r>
-        <w:rPr>
-          <w:rFonts w:ascii="Lucida Console" w:hAnsi="Lucida Console" w:cs="Lucida Console"/>
-          <w:kern w:val="0"/>
-          <w:sz w:val="18"/>
-          <w:szCs w:val="18"/>
-        </w:rPr>
-        <w:t>branchname</w:t>
-      </w:r>
-      <w:proofErr w:type="spellEnd"/>
-      <w:r>
-        <w:rPr>
-          <w:rFonts w:ascii="Lucida Console" w:hAnsi="Lucida Console" w:cs="Lucida Console"/>
-          <w:kern w:val="0"/>
-          <w:sz w:val="18"/>
-          <w:szCs w:val="18"/>
-        </w:rPr>
-        <w:t>&gt; [&lt;stash&gt;]</w:t>
+        <w:t xml:space="preserve">   or: git stash apply [--index] [-q | --quiet] [&lt;stash&gt;]</w:t>
+      </w:r>
+    </w:p>
+    <w:p>
+      <w:pPr>
+        <w:autoSpaceDE w:val="0"/>
+        <w:autoSpaceDN w:val="0"/>
+        <w:adjustRightInd w:val="0"/>
+        <w:spacing w:after="0" w:line="240" w:lineRule="auto"/>
+        <w:rPr>
+          <w:rFonts w:ascii="Lucida Console" w:hAnsi="Lucida Console" w:cs="Lucida Console"/>
+          <w:kern w:val="0"/>
+          <w:sz w:val="18"/>
+          <w:szCs w:val="18"/>
+        </w:rPr>
+      </w:pPr>
+      <w:r>
+        <w:rPr>
+          <w:rFonts w:ascii="Lucida Console" w:hAnsi="Lucida Console" w:cs="Lucida Console"/>
+          <w:kern w:val="0"/>
+          <w:sz w:val="18"/>
+          <w:szCs w:val="18"/>
+        </w:rPr>
+        <w:t xml:space="preserve">   or: git stash branch &lt;branchname&gt; [&lt;stash&gt;]</w:t>
       </w:r>
     </w:p>
     <w:p>
@@ -424,19 +268,8 @@
           <w:sz w:val="18"/>
           <w:szCs w:val="18"/>
         </w:rPr>
-        <w:t xml:space="preserve">                 [-u | --include-untracked] [-a | --all] [(-m | --message) &lt;</w:t>
-      </w:r>
-      <w:proofErr w:type="gramStart"/>
-      <w:r>
-        <w:rPr>
-          <w:rFonts w:ascii="Lucida Console" w:hAnsi="Lucida Console" w:cs="Lucida Console"/>
-          <w:kern w:val="0"/>
-          <w:sz w:val="18"/>
-          <w:szCs w:val="18"/>
-        </w:rPr>
-        <w:t>mess</w:t>
-      </w:r>
-      <w:proofErr w:type="gramEnd"/>
+        <w:t xml:space="preserve">                 [-u | --include-untracked] [-a | --all] [(-m | --message) &lt;mess</w:t>
+      </w:r>
     </w:p>
     <w:p>
       <w:pPr>
@@ -481,153 +314,53 @@
           <w:sz w:val="18"/>
           <w:szCs w:val="18"/>
         </w:rPr>
-        <w:t xml:space="preserve">                 [--</w:t>
-      </w:r>
-      <w:proofErr w:type="spellStart"/>
-      <w:r>
-        <w:rPr>
-          <w:rFonts w:ascii="Lucida Console" w:hAnsi="Lucida Console" w:cs="Lucida Console"/>
-          <w:kern w:val="0"/>
-          <w:sz w:val="18"/>
-          <w:szCs w:val="18"/>
-        </w:rPr>
-        <w:t>pathspec</w:t>
-      </w:r>
-      <w:proofErr w:type="spellEnd"/>
-      <w:r>
-        <w:rPr>
-          <w:rFonts w:ascii="Lucida Console" w:hAnsi="Lucida Console" w:cs="Lucida Console"/>
-          <w:kern w:val="0"/>
-          <w:sz w:val="18"/>
-          <w:szCs w:val="18"/>
-        </w:rPr>
-        <w:t>-from-file=&lt;file&gt; [--</w:t>
-      </w:r>
-      <w:proofErr w:type="spellStart"/>
-      <w:r>
-        <w:rPr>
-          <w:rFonts w:ascii="Lucida Console" w:hAnsi="Lucida Console" w:cs="Lucida Console"/>
-          <w:kern w:val="0"/>
-          <w:sz w:val="18"/>
-          <w:szCs w:val="18"/>
-        </w:rPr>
-        <w:t>pathspec</w:t>
-      </w:r>
-      <w:proofErr w:type="spellEnd"/>
-      <w:r>
-        <w:rPr>
-          <w:rFonts w:ascii="Lucida Console" w:hAnsi="Lucida Console" w:cs="Lucida Console"/>
-          <w:kern w:val="0"/>
-          <w:sz w:val="18"/>
-          <w:szCs w:val="18"/>
-        </w:rPr>
-        <w:t>-file-</w:t>
-      </w:r>
-      <w:proofErr w:type="spellStart"/>
-      <w:r>
-        <w:rPr>
-          <w:rFonts w:ascii="Lucida Console" w:hAnsi="Lucida Console" w:cs="Lucida Console"/>
-          <w:kern w:val="0"/>
-          <w:sz w:val="18"/>
-          <w:szCs w:val="18"/>
-        </w:rPr>
-        <w:t>nul</w:t>
-      </w:r>
-      <w:proofErr w:type="spellEnd"/>
-      <w:r>
-        <w:rPr>
-          <w:rFonts w:ascii="Lucida Console" w:hAnsi="Lucida Console" w:cs="Lucida Console"/>
-          <w:kern w:val="0"/>
-          <w:sz w:val="18"/>
-          <w:szCs w:val="18"/>
-        </w:rPr>
-        <w:t>]]</w:t>
-      </w:r>
-    </w:p>
-    <w:p>
-      <w:pPr>
-        <w:autoSpaceDE w:val="0"/>
-        <w:autoSpaceDN w:val="0"/>
-        <w:adjustRightInd w:val="0"/>
-        <w:spacing w:after="0" w:line="240" w:lineRule="auto"/>
-        <w:rPr>
-          <w:rFonts w:ascii="Lucida Console" w:hAnsi="Lucida Console" w:cs="Lucida Console"/>
-          <w:kern w:val="0"/>
-          <w:sz w:val="18"/>
-          <w:szCs w:val="18"/>
-        </w:rPr>
-      </w:pPr>
-      <w:r>
-        <w:rPr>
-          <w:rFonts w:ascii="Lucida Console" w:hAnsi="Lucida Console" w:cs="Lucida Console"/>
-          <w:kern w:val="0"/>
-          <w:sz w:val="18"/>
-          <w:szCs w:val="18"/>
-        </w:rPr>
-        <w:t xml:space="preserve">                 [--] [&lt;</w:t>
-      </w:r>
-      <w:proofErr w:type="spellStart"/>
-      <w:r>
-        <w:rPr>
-          <w:rFonts w:ascii="Lucida Console" w:hAnsi="Lucida Console" w:cs="Lucida Console"/>
-          <w:kern w:val="0"/>
-          <w:sz w:val="18"/>
-          <w:szCs w:val="18"/>
-        </w:rPr>
-        <w:t>pathspec</w:t>
-      </w:r>
-      <w:proofErr w:type="spellEnd"/>
-      <w:r>
-        <w:rPr>
-          <w:rFonts w:ascii="Lucida Console" w:hAnsi="Lucida Console" w:cs="Lucida Console"/>
-          <w:kern w:val="0"/>
-          <w:sz w:val="18"/>
-          <w:szCs w:val="18"/>
-        </w:rPr>
-        <w:t>&gt;...]]</w:t>
-      </w:r>
-    </w:p>
-    <w:p>
-      <w:pPr>
-        <w:autoSpaceDE w:val="0"/>
-        <w:autoSpaceDN w:val="0"/>
-        <w:adjustRightInd w:val="0"/>
-        <w:spacing w:after="0" w:line="240" w:lineRule="auto"/>
-        <w:rPr>
-          <w:rFonts w:ascii="Lucida Console" w:hAnsi="Lucida Console" w:cs="Lucida Console"/>
-          <w:kern w:val="0"/>
-          <w:sz w:val="18"/>
-          <w:szCs w:val="18"/>
-        </w:rPr>
-      </w:pPr>
-      <w:r>
-        <w:rPr>
-          <w:rFonts w:ascii="Lucida Console" w:hAnsi="Lucida Console" w:cs="Lucida Console"/>
-          <w:kern w:val="0"/>
-          <w:sz w:val="18"/>
-          <w:szCs w:val="18"/>
-        </w:rPr>
-        <w:t xml:space="preserve">   or: git stash </w:t>
-      </w:r>
-      <w:proofErr w:type="gramStart"/>
-      <w:r>
-        <w:rPr>
-          <w:rFonts w:ascii="Lucida Console" w:hAnsi="Lucida Console" w:cs="Lucida Console"/>
-          <w:kern w:val="0"/>
-          <w:sz w:val="18"/>
-          <w:szCs w:val="18"/>
-        </w:rPr>
-        <w:t>save</w:t>
-      </w:r>
-      <w:proofErr w:type="gramEnd"/>
-      <w:r>
-        <w:rPr>
-          <w:rFonts w:ascii="Lucida Console" w:hAnsi="Lucida Console" w:cs="Lucida Console"/>
-          <w:kern w:val="0"/>
-          <w:sz w:val="18"/>
-          <w:szCs w:val="18"/>
-        </w:rPr>
-        <w:t xml:space="preserve"> [-p | --patch] [-S | --staged] [-k | --[no-]keep-index] [-</w:t>
+        <w:t xml:space="preserve">                 [--pathspec-from-file=&lt;file&gt; [--pathspec-file-nul]]</w:t>
+      </w:r>
+    </w:p>
+    <w:p>
+      <w:pPr>
+        <w:autoSpaceDE w:val="0"/>
+        <w:autoSpaceDN w:val="0"/>
+        <w:adjustRightInd w:val="0"/>
+        <w:spacing w:after="0" w:line="240" w:lineRule="auto"/>
+        <w:rPr>
+          <w:rFonts w:ascii="Lucida Console" w:hAnsi="Lucida Console" w:cs="Lucida Console"/>
+          <w:kern w:val="0"/>
+          <w:sz w:val="18"/>
+          <w:szCs w:val="18"/>
+        </w:rPr>
+      </w:pPr>
+      <w:r>
+        <w:rPr>
+          <w:rFonts w:ascii="Lucida Console" w:hAnsi="Lucida Console" w:cs="Lucida Console"/>
+          <w:kern w:val="0"/>
+          <w:sz w:val="18"/>
+          <w:szCs w:val="18"/>
+        </w:rPr>
+        <w:t xml:space="preserve">                 [--] [&lt;pathspec&gt;...]]</w:t>
+      </w:r>
+    </w:p>
+    <w:p>
+      <w:pPr>
+        <w:autoSpaceDE w:val="0"/>
+        <w:autoSpaceDN w:val="0"/>
+        <w:adjustRightInd w:val="0"/>
+        <w:spacing w:after="0" w:line="240" w:lineRule="auto"/>
+        <w:rPr>
+          <w:rFonts w:ascii="Lucida Console" w:hAnsi="Lucida Console" w:cs="Lucida Console"/>
+          <w:kern w:val="0"/>
+          <w:sz w:val="18"/>
+          <w:szCs w:val="18"/>
+        </w:rPr>
+      </w:pPr>
+      <w:r>
+        <w:rPr>
+          <w:rFonts w:ascii="Lucida Console" w:hAnsi="Lucida Console" w:cs="Lucida Console"/>
+          <w:kern w:val="0"/>
+          <w:sz w:val="18"/>
+          <w:szCs w:val="18"/>
+        </w:rPr>
+        <w:t xml:space="preserve">   or: git stash save [-p | --patch] [-S | --staged] [-k | --[no-]keep-index] [-</w:t>
       </w:r>
     </w:p>
     <w:p>
@@ -719,27 +452,7 @@
           <w:sz w:val="18"/>
           <w:szCs w:val="18"/>
         </w:rPr>
-        <w:t xml:space="preserve">   or: git stash </w:t>
-      </w:r>
-      <w:proofErr w:type="gramStart"/>
-      <w:r>
-        <w:rPr>
-          <w:rFonts w:ascii="Lucida Console" w:hAnsi="Lucida Console" w:cs="Lucida Console"/>
-          <w:kern w:val="0"/>
-          <w:sz w:val="18"/>
-          <w:szCs w:val="18"/>
-        </w:rPr>
-        <w:t>create</w:t>
-      </w:r>
-      <w:proofErr w:type="gramEnd"/>
-      <w:r>
-        <w:rPr>
-          <w:rFonts w:ascii="Lucida Console" w:hAnsi="Lucida Console" w:cs="Lucida Console"/>
-          <w:kern w:val="0"/>
-          <w:sz w:val="18"/>
-          <w:szCs w:val="18"/>
-        </w:rPr>
-        <w:t xml:space="preserve"> [&lt;message&gt;]</w:t>
+        <w:t xml:space="preserve">   or: git stash create [&lt;message&gt;]</w:t>
       </w:r>
     </w:p>
     <w:p>
@@ -813,74 +526,76 @@
     </w:p>
     <w:p/>
     <w:p>
-      <w:proofErr w:type="spellStart"/>
-      <w:r>
-        <w:t>Ràng</w:t>
-      </w:r>
-      <w:proofErr w:type="spellEnd"/>
-      <w:r>
-        <w:t xml:space="preserve"> </w:t>
-      </w:r>
-      <w:proofErr w:type="spellStart"/>
-      <w:proofErr w:type="gramStart"/>
-      <w:r>
-        <w:t>buộc</w:t>
-      </w:r>
-      <w:proofErr w:type="spellEnd"/>
-      <w:r>
-        <w:t xml:space="preserve"> :</w:t>
-      </w:r>
-      <w:proofErr w:type="gramEnd"/>
-      <w:r>
-        <w:t xml:space="preserve"> </w:t>
-      </w:r>
-      <w:proofErr w:type="spellStart"/>
-      <w:r>
-        <w:t>Cần</w:t>
-      </w:r>
-      <w:proofErr w:type="spellEnd"/>
-      <w:r>
-        <w:t xml:space="preserve"> </w:t>
-      </w:r>
-      <w:proofErr w:type="spellStart"/>
-      <w:r>
-        <w:t>có</w:t>
-      </w:r>
-      <w:proofErr w:type="spellEnd"/>
-      <w:r>
-        <w:t xml:space="preserve"> </w:t>
-      </w:r>
-      <w:proofErr w:type="spellStart"/>
-      <w:r>
-        <w:t>thay</w:t>
-      </w:r>
-      <w:proofErr w:type="spellEnd"/>
-      <w:r>
-        <w:t xml:space="preserve"> </w:t>
-      </w:r>
-      <w:proofErr w:type="spellStart"/>
-      <w:r>
-        <w:t>đổi</w:t>
-      </w:r>
-      <w:proofErr w:type="spellEnd"/>
-      <w:r>
-        <w:t xml:space="preserve"> </w:t>
-      </w:r>
-      <w:proofErr w:type="spellStart"/>
-      <w:r>
-        <w:t>trong</w:t>
-      </w:r>
-      <w:proofErr w:type="spellEnd"/>
-      <w:r>
-        <w:t xml:space="preserve"> working directory </w:t>
-      </w:r>
-      <w:proofErr w:type="spellStart"/>
-      <w:r>
-        <w:t>hoặc</w:t>
-      </w:r>
-      <w:proofErr w:type="spellEnd"/>
-      <w:r>
-        <w:t xml:space="preserve"> staging area.</w:t>
+      <w:r>
+        <w:t>Ràng buộc : Cần có thay đổi trong working directory hoặc staging area.</w:t>
+      </w:r>
+    </w:p>
+    <w:p/>
+    <w:p>
+      <w:r>
+        <w:t xml:space="preserve">Câu 2 : Để chạy 2 file nằm trong 2 nhánh khác nhau, ta cần phải git checkout -b “tên nhánh” để di chuyển vào nhánh có file cần thực thi, ví dụ git checkout -b “DH52201044_cpp” sẽ có file kiemTraBoiCua3.cpp và </w:t>
+      </w:r>
+      <w:r>
+        <w:t>git checkout -b “DH52201044_</w:t>
+      </w:r>
+      <w:r>
+        <w:t>sh</w:t>
+      </w:r>
+      <w:r>
+        <w:t>” sẽ có file kiemTraBoiCua3.</w:t>
+      </w:r>
+      <w:r>
+        <w:t>sh.</w:t>
+      </w:r>
+    </w:p>
+    <w:p>
+      <w:r>
+        <w:t>Sau khi di chuyển vào nhánh có file cần chạy thì sử dụng lệnh ./”tên_file.đuôi_file”.</w:t>
+      </w:r>
+    </w:p>
+    <w:p>
+      <w:r>
+        <w:t xml:space="preserve">Câu 3: </w:t>
+      </w:r>
+      <w:r>
+        <w:br/>
+      </w:r>
+      <w:r>
+        <w:drawing>
+          <wp:inline distT="0" distB="0" distL="0" distR="0" wp14:anchorId="33EBF86A" wp14:editId="7EA5C834">
+            <wp:extent cx="3686689" cy="1267002"/>
+            <wp:effectExtent l="0" t="0" r="0" b="9525"/>
+            <wp:docPr id="917224183" name="Picture 1" descr="A screen shot of a computer code&#10;&#10;Description automatically generated"/>
+            <wp:cNvGraphicFramePr>
+              <a:graphicFrameLocks xmlns:a="http://schemas.openxmlformats.org/drawingml/2006/main" noChangeAspect="1"/>
+            </wp:cNvGraphicFramePr>
+            <a:graphic xmlns:a="http://schemas.openxmlformats.org/drawingml/2006/main">
+              <a:graphicData uri="http://schemas.openxmlformats.org/drawingml/2006/picture">
+                <pic:pic xmlns:pic="http://schemas.openxmlformats.org/drawingml/2006/picture">
+                  <pic:nvPicPr>
+                    <pic:cNvPr id="917224183" name="Picture 1" descr="A screen shot of a computer code&#10;&#10;Description automatically generated"/>
+                    <pic:cNvPicPr/>
+                  </pic:nvPicPr>
+                  <pic:blipFill>
+                    <a:blip r:embed="rId4"/>
+                    <a:stretch>
+                      <a:fillRect/>
+                    </a:stretch>
+                  </pic:blipFill>
+                  <pic:spPr>
+                    <a:xfrm>
+                      <a:off x="0" y="0"/>
+                      <a:ext cx="3686689" cy="1267002"/>
+                    </a:xfrm>
+                    <a:prstGeom prst="rect">
+                      <a:avLst/>
+                    </a:prstGeom>
+                  </pic:spPr>
+                </pic:pic>
+              </a:graphicData>
+            </a:graphic>
+          </wp:inline>
+        </w:drawing>
       </w:r>
     </w:p>
     <w:sectPr>
